--- a/backend/templates/original_example.docx
+++ b/backend/templates/original_example.docx
@@ -11601,6 +11601,26 @@
       </w:pPr>
     </w:p>
     <w:p/>
+    <w:p>
+      <w:r>
+        <w:t xml:space="preserve">{#photos}</w:t>
+      </w:r>
+    </w:p>
+    <w:p>
+      <w:r>
+        <w:t xml:space="preserve">{%image}</w:t>
+      </w:r>
+    </w:p>
+    <w:p>
+      <w:r>
+        <w:t xml:space="preserve">Фото: {caption}</w:t>
+      </w:r>
+    </w:p>
+    <w:p>
+      <w:r>
+        <w:t xml:space="preserve">{/photos}</w:t>
+      </w:r>
+    </w:p>
     <w:sectPr>
       <w:footerReference w:type="default" r:id="rId7"/>
       <w:pgSz w:w="11906" w:h="16838"/>

--- a/backend/templates/original_example.docx
+++ b/backend/templates/original_example.docx
@@ -154,7 +154,7 @@
         <mc:AlternateContent>
           <mc:Choice Requires="wps">
             <w:drawing>
-              <wp:anchor distT="0" distB="0" distL="114300" distR="114300" simplePos="0" relativeHeight="251659264" behindDoc="0" locked="0" layoutInCell="1" allowOverlap="1" wp14:anchorId="0550AF93" wp14:editId="036C5AB2">
+              <wp:anchor distT="0" distB="0" distL="114300" distR="114300" simplePos="0" relativeHeight="251659264" behindDoc="0" locked="0" layoutInCell="1" allowOverlap="1" wp14:anchorId="69F66B74" wp14:editId="2D8524F2">
                 <wp:simplePos x="0" y="0"/>
                 <wp:positionH relativeFrom="column">
                   <wp:posOffset>-17145</wp:posOffset>
@@ -342,7 +342,7 @@
         <mc:AlternateContent>
           <mc:Choice Requires="wps">
             <w:drawing>
-              <wp:anchor distT="0" distB="0" distL="114300" distR="114300" simplePos="0" relativeHeight="251660288" behindDoc="0" locked="0" layoutInCell="1" allowOverlap="1" wp14:anchorId="6EE00C4B" wp14:editId="24448AD7">
+              <wp:anchor distT="0" distB="0" distL="114300" distR="114300" simplePos="0" relativeHeight="251660288" behindDoc="0" locked="0" layoutInCell="1" allowOverlap="1" wp14:anchorId="67E72FA7" wp14:editId="2B1C0E68">
                 <wp:simplePos x="0" y="0"/>
                 <wp:positionH relativeFrom="column">
                   <wp:posOffset>-7620</wp:posOffset>
@@ -508,7 +508,7 @@
                 <w:sz w:val="28"/>
                 <w:szCs w:val="28"/>
               </w:rPr>
-              <w:t xml:space="preserve">11-2/05/07</w:t>
+              <w:t>11-2/05/07</w:t>
             </w:r>
             <w:r>
               <w:rPr>
@@ -554,7 +554,7 @@
                 <w:sz w:val="28"/>
                 <w:szCs w:val="28"/>
               </w:rPr>
-              <w:t xml:space="preserve">2026</w:t>
+              <w:t>2026</w:t>
             </w:r>
             <w:r>
               <w:rPr>
@@ -583,7 +583,7 @@
                 <w:sz w:val="28"/>
                 <w:szCs w:val="28"/>
               </w:rPr>
-              <w:t xml:space="preserve">йил 11-май</w:t>
+              <w:t>йил 11-май</w:t>
             </w:r>
           </w:p>
         </w:tc>
@@ -607,7 +607,7 @@
           <w:sz w:val="28"/>
           <w:szCs w:val="28"/>
         </w:rPr>
-        <w:t xml:space="preserve">2026</w:t>
+        <w:t>2026</w:t>
       </w:r>
       <w:r>
         <w:rPr>
@@ -633,7 +633,7 @@
           <w:sz w:val="28"/>
           <w:szCs w:val="28"/>
         </w:rPr>
-        <w:t xml:space="preserve">08-май</w:t>
+        <w:t>08-май</w:t>
       </w:r>
       <w:bookmarkEnd w:id="0"/>
       <w:r>
@@ -743,7 +743,7 @@
           <w:sz w:val="28"/>
           <w:szCs w:val="28"/>
         </w:rPr>
-        <w:t xml:space="preserve">NEXIA</w:t>
+        <w:t>NEXIA</w:t>
       </w:r>
       <w:r>
         <w:rPr>
@@ -777,7 +777,7 @@
           <w:sz w:val="28"/>
           <w:szCs w:val="28"/>
         </w:rPr>
-        <w:t xml:space="preserve">2026</w:t>
+        <w:t>2026</w:t>
       </w:r>
       <w:r>
         <w:rPr>
@@ -794,7 +794,7 @@
           <w:sz w:val="28"/>
           <w:szCs w:val="28"/>
         </w:rPr>
-        <w:t xml:space="preserve">08-май</w:t>
+        <w:t>08-май</w:t>
       </w:r>
       <w:r>
         <w:rPr>
@@ -882,7 +882,7 @@
           <w:szCs w:val="28"/>
           <w:lang w:val="uz-Cyrl-UZ"/>
         </w:rPr>
-        <w:t xml:space="preserve">Тагаев Ж.К</w:t>
+        <w:t>Тагаев Ж.К</w:t>
       </w:r>
       <w:r>
         <w:rPr>
@@ -1038,7 +1038,7 @@
           <w:szCs w:val="28"/>
           <w:lang w:val="uz-Cyrl-UZ"/>
         </w:rPr>
-        <w:t xml:space="preserve">2019</w:t>
+        <w:t>2019</w:t>
       </w:r>
       <w:bookmarkEnd w:id="1"/>
       <w:r>
@@ -1068,7 +1068,7 @@
           <w:szCs w:val="28"/>
           <w:lang w:val="uz-Cyrl-UZ"/>
         </w:rPr>
-        <w:t xml:space="preserve">NEXIA</w:t>
+        <w:t>NEXIA</w:t>
       </w:r>
       <w:bookmarkEnd w:id="2"/>
       <w:r>
@@ -1089,7 +1089,7 @@
           <w:szCs w:val="28"/>
           <w:lang w:val="uz-Cyrl-UZ"/>
         </w:rPr>
-        <w:t xml:space="preserve">70/D043KB</w:t>
+        <w:t>70/D043KB</w:t>
       </w:r>
       <w:bookmarkEnd w:id="3"/>
       <w:r>
@@ -1118,7 +1118,7 @@
           <w:szCs w:val="28"/>
           <w:lang w:val="uz-Cyrl-UZ"/>
         </w:rPr>
-        <w:t xml:space="preserve">XWB5V31BVKA502371</w:t>
+        <w:t>XWB5V31BVKA502371</w:t>
       </w:r>
       <w:r>
         <w:rPr>
@@ -1156,7 +1156,7 @@
           <w:szCs w:val="28"/>
           <w:lang w:val="uz-Cyrl-UZ"/>
         </w:rPr>
-        <w:t xml:space="preserve">B15D21218QA72DFFX0647</w:t>
+        <w:t>B15D21218QA72DFFX0647</w:t>
       </w:r>
       <w:r>
         <w:rPr>
@@ -1175,7 +1175,7 @@
           <w:szCs w:val="28"/>
           <w:lang w:val="uz-Cyrl-UZ"/>
         </w:rPr>
-        <w:t xml:space="preserve">жигарранг</w:t>
+        <w:t>жигарранг</w:t>
       </w:r>
       <w:r>
         <w:rPr>
@@ -1213,7 +1213,7 @@
           <w:szCs w:val="28"/>
           <w:lang w:val="uz-Cyrl-UZ"/>
         </w:rPr>
-        <w:t xml:space="preserve">транспорт воситасини қайд этиш гувохномаси асосида тегишлилиги бўйича Қурбанов Асад номига рўйхатга олинган. (маълумотлар транспорт воситасининг қайд этиш гувохномаси нусхаси билан таққосланди ).</w:t>
+        <w:t>транспорт воситасини қайд этиш гувохномаси асосида тегишлилиги бўйича Қурбанов Асад номига рўйхатга олинган. (маълумотлар транспорт воситасининг қайд этиш гувохномаси нусхаси билан таққосланди ).</w:t>
       </w:r>
     </w:p>
     <w:p>
@@ -1433,7 +1433,6 @@
           <w:szCs w:val="28"/>
           <w:lang w:val="uz-Cyrl-UZ"/>
         </w:rPr>
-        <w:lastRenderedPageBreak/>
         <w:t xml:space="preserve">  Вазирлар Маҳкамасининг 2023 йил 21 февралдаги 73-сон давлат рўйхатидан ўтказилган “Суд экспертизаси тадқиқотларини ўтказиш тартиби тўғрисида” Низом </w:t>
       </w:r>
       <w:r>
@@ -1501,6 +1500,7 @@
           <w:szCs w:val="28"/>
           <w:lang w:val="uz-Cyrl-UZ"/>
         </w:rPr>
+        <w:lastRenderedPageBreak/>
         <w:t>Норм времени на техническое обслуживание и ремонт автомобилей марок “</w:t>
       </w:r>
       <w:r>
@@ -1509,7 +1509,7 @@
           <w:sz w:val="28"/>
           <w:szCs w:val="28"/>
         </w:rPr>
-        <w:t xml:space="preserve">NEXIA</w:t>
+        <w:t>NEXIA</w:t>
       </w:r>
       <w:r>
         <w:rPr>
@@ -1618,7 +1618,7 @@
           <w:szCs w:val="28"/>
           <w:lang w:val="uz-Cyrl-UZ"/>
         </w:rPr>
-        <w:t xml:space="preserve">NEXIA</w:t>
+        <w:t>NEXIA</w:t>
       </w:r>
       <w:r>
         <w:rPr>
@@ -2068,7 +2068,6 @@
           <w:szCs w:val="28"/>
           <w:lang w:val="uz-Cyrl-UZ"/>
         </w:rPr>
-        <w:lastRenderedPageBreak/>
         <w:t xml:space="preserve">       - бозор ва сотув таклифларини, яъни баҳоланувчи объект билан солиштириб бўладиган  объектларни  ўрганиш;</w:t>
       </w:r>
     </w:p>
@@ -2113,6 +2112,7 @@
           <w:szCs w:val="28"/>
           <w:lang w:val="uz-Cyrl-UZ"/>
         </w:rPr>
+        <w:lastRenderedPageBreak/>
         <w:t xml:space="preserve">       - ҳар бир солиштирувчи объект бўйича сотув нархлари ёки суралаётган ва баҳоланувчи объект ўртасидаги фарқларга мувофиқ тузатишлар  киритиш;</w:t>
       </w:r>
     </w:p>
@@ -2384,7 +2384,7 @@
           <w:sz w:val="28"/>
           <w:szCs w:val="28"/>
         </w:rPr>
-        <w:t xml:space="preserve">САМСУНГ</w:t>
+        <w:t>САМСУНГ</w:t>
       </w:r>
       <w:r>
         <w:rPr>
@@ -2433,7 +2433,7 @@
           <w:szCs w:val="28"/>
           <w:lang w:val="uz-Cyrl-UZ"/>
         </w:rPr>
-        <w:t xml:space="preserve">NEXIA</w:t>
+        <w:t>NEXIA</w:t>
       </w:r>
       <w:r>
         <w:rPr>
@@ -2453,7 +2453,7 @@
           <w:szCs w:val="28"/>
           <w:lang w:val="uz-Cyrl-UZ"/>
         </w:rPr>
-        <w:t xml:space="preserve">70/D043KB</w:t>
+        <w:t>70/D043KB</w:t>
       </w:r>
       <w:r>
         <w:rPr>
@@ -2582,7 +2582,7 @@
           <w:szCs w:val="28"/>
           <w:lang w:val="en-US"/>
         </w:rPr>
-        <w:t xml:space="preserve">2019</w:t>
+        <w:t>2019</w:t>
       </w:r>
       <w:r>
         <w:rPr>
@@ -2628,7 +2628,7 @@
           <w:szCs w:val="28"/>
           <w:lang w:val="en-US"/>
         </w:rPr>
-        <w:t xml:space="preserve">NEXIA</w:t>
+        <w:t>NEXIA</w:t>
       </w:r>
       <w:r>
         <w:rPr>
@@ -2666,7 +2666,7 @@
           <w:szCs w:val="28"/>
           <w:lang w:val="en-US"/>
         </w:rPr>
-        <w:t xml:space="preserve">70/D043KB</w:t>
+        <w:t>70/D043KB</w:t>
       </w:r>
       <w:r>
         <w:rPr>
@@ -2802,7 +2802,7 @@
                 <w:szCs w:val="28"/>
                 <w:lang w:val="uz-Cyrl-UZ"/>
               </w:rPr>
-              <w:t xml:space="preserve">“NEXIA”   РУСУМЛИ,  ДАВЛАТ  РАҚАМИ  70/D043KB</w:t>
+              <w:t>“NEXIA”   РУСУМЛИ,  ДАВЛАТ  РАҚАМИ  70/D043KB</w:t>
             </w:r>
           </w:p>
         </w:tc>
@@ -2911,7 +2911,7 @@
                 <w:sz w:val="28"/>
                 <w:szCs w:val="28"/>
               </w:rPr>
-              <w:t xml:space="preserve">Қурбанов Асад</w:t>
+              <w:t>Қурбанов Асад</w:t>
             </w:r>
           </w:p>
         </w:tc>
@@ -3025,7 +3025,7 @@
                 <w:sz w:val="28"/>
                 <w:szCs w:val="28"/>
               </w:rPr>
-              <w:t xml:space="preserve">XWB5V31BVKA502371</w:t>
+              <w:t>XWB5V31BVKA502371</w:t>
             </w:r>
           </w:p>
         </w:tc>
@@ -3141,7 +3141,7 @@
                 <w:sz w:val="28"/>
                 <w:szCs w:val="28"/>
               </w:rPr>
-              <w:t xml:space="preserve">B15D21218QA72DFFX0647</w:t>
+              <w:t>B15D21218QA72DFFX0647</w:t>
             </w:r>
           </w:p>
         </w:tc>
@@ -3247,7 +3247,7 @@
                 <w:sz w:val="28"/>
                 <w:szCs w:val="28"/>
               </w:rPr>
-              <w:t xml:space="preserve">2019</w:t>
+              <w:t>2019</w:t>
             </w:r>
             <w:r>
               <w:rPr>
@@ -3472,7 +3472,7 @@
                 <w:sz w:val="28"/>
                 <w:szCs w:val="28"/>
               </w:rPr>
-              <w:t xml:space="preserve">жигарранг</w:t>
+              <w:t>жигарранг</w:t>
             </w:r>
           </w:p>
         </w:tc>
@@ -3573,7 +3573,7 @@
                 <w:sz w:val="28"/>
                 <w:szCs w:val="28"/>
               </w:rPr>
-              <w:t xml:space="preserve">АУЎҚ/УЎҚ</w:t>
+              <w:t>АУЎҚ/УЎҚ</w:t>
             </w:r>
           </w:p>
         </w:tc>
@@ -3656,7 +3656,8 @@
           <w:szCs w:val="28"/>
           <w:lang w:val="uz-Cyrl-UZ"/>
         </w:rPr>
-        <w:t xml:space="preserve">1. “NEXIA” русумли, давлат рақам белгиси 70/D043KB бўлган</w:t>
+        <w:lastRenderedPageBreak/>
+        <w:t>1. “NEXIA” русумли, давлат рақам белгиси 70/D043KB бўлган</w:t>
       </w:r>
       <w:r>
         <w:rPr>
@@ -3738,7 +3739,7 @@
           <w:szCs w:val="28"/>
           <w:lang w:val="uz-Cyrl-UZ"/>
         </w:rPr>
-        <w:t xml:space="preserve">сабабли алмаштириш таълаб этилади.</w:t>
+        <w:t>сабабли алмаштириш таълаб этилади.</w:t>
       </w:r>
     </w:p>
     <w:p>
@@ -3803,7 +3804,7 @@
           <w:szCs w:val="28"/>
           <w:lang w:val="uz-Cyrl-UZ"/>
         </w:rPr>
-        <w:t xml:space="preserve">18</w:t>
+        <w:t>18</w:t>
       </w:r>
       <w:bookmarkEnd w:id="4"/>
       <w:r>
@@ -3822,7 +3823,7 @@
           <w:szCs w:val="28"/>
           <w:lang w:val="uz-Cyrl-UZ"/>
         </w:rPr>
-        <w:t xml:space="preserve">км, деб белгиланган: (</w:t>
+        <w:t>км, деб белгиланган: (</w:t>
       </w:r>
       <w:r>
         <w:rPr>
@@ -3849,7 +3850,7 @@
           <w:szCs w:val="28"/>
           <w:lang w:val="uz-Cyrl-UZ"/>
         </w:rPr>
-        <w:t xml:space="preserve">2019</w:t>
+        <w:t>2019</w:t>
       </w:r>
       <w:r>
         <w:rPr>
@@ -3867,7 +3868,7 @@
           <w:szCs w:val="28"/>
           <w:lang w:val="uz-Cyrl-UZ"/>
         </w:rPr>
-        <w:t xml:space="preserve">7</w:t>
+        <w:t>7</w:t>
       </w:r>
       <w:r>
         <w:rPr>
@@ -3966,7 +3967,7 @@
           <w:szCs w:val="28"/>
           <w:lang w:val="uz-Cyrl-UZ"/>
         </w:rPr>
-        <w:t xml:space="preserve">NEXIA</w:t>
+        <w:t>NEXIA</w:t>
       </w:r>
       <w:r>
         <w:rPr>
@@ -4289,7 +4290,7 @@
                 <w:szCs w:val="24"/>
                 <w:lang w:val="uz-Cyrl-UZ" w:eastAsia="en-US"/>
               </w:rPr>
-              <w:t xml:space="preserve">Сўммаси</w:t>
+              <w:t>Сўммаси</w:t>
             </w:r>
             <w:r>
               <w:rPr>
@@ -4301,15 +4302,6 @@
                 <w:lang w:val="en-GB" w:eastAsia="en-US"/>
               </w:rPr>
               <w:t xml:space="preserve"> </w:t>
-            </w:r>
-            <w:r>
-              <w:rPr>
-                <w:rFonts w:ascii="Times New Roman" w:hAnsi="Times New Roman"/>
-                <w:sz w:val="24"/>
-                <w:szCs w:val="24"/>
-                <w:lang w:val="uz-Cyrl-UZ" w:eastAsia="en-US"/>
-              </w:rPr>
-              <w:t xml:space="preserve"/>
             </w:r>
           </w:p>
         </w:tc>
@@ -4419,7 +4411,7 @@
                 <w:szCs w:val="24"/>
                 <w:lang w:val="uz-Cyrl-UZ"/>
               </w:rPr>
-              <w:t xml:space="preserve">Кузовнинг ўрта мураккаб бўлган геметрик шаклини тўғрилаш</w:t>
+              <w:t>Кузовнинг ўрта мураккаб бўлган геметрик шаклини тўғрилаш</w:t>
             </w:r>
           </w:p>
         </w:tc>
@@ -4450,7 +4442,7 @@
                 <w:szCs w:val="24"/>
                 <w:lang w:val="en-GB"/>
               </w:rPr>
-              <w:t xml:space="preserve">7.61</w:t>
+              <w:t>7.61</w:t>
             </w:r>
           </w:p>
         </w:tc>
@@ -4512,7 +4504,7 @@
                 <w:szCs w:val="24"/>
                 <w:lang w:val="uz-Cyrl-UZ" w:eastAsia="en-US"/>
               </w:rPr>
-              <w:t xml:space="preserve">319620.0</w:t>
+              <w:t>319620.0</w:t>
             </w:r>
           </w:p>
         </w:tc>
@@ -4543,7 +4535,7 @@
                 <w:szCs w:val="24"/>
                 <w:lang w:val="uz-Cyrl-UZ" w:eastAsia="en-US"/>
               </w:rPr>
-              <w:t xml:space="preserve">319620.0</w:t>
+              <w:t>319620.0</w:t>
             </w:r>
             <w:r>
               <w:rPr>
@@ -4584,8 +4576,7 @@
                 <w:szCs w:val="24"/>
                 <w:lang w:val="uz-Cyrl-UZ" w:eastAsia="en-US"/>
               </w:rPr>
-              <w:lastRenderedPageBreak/>
-              <w:t xml:space="preserve">2</w:t>
+              <w:t>2</w:t>
             </w:r>
           </w:p>
         </w:tc>
@@ -4613,7 +4604,7 @@
                 <w:szCs w:val="24"/>
                 <w:lang w:val="en-GB"/>
               </w:rPr>
-              <w:t xml:space="preserve">Юргизгич қопқоғи №1</w:t>
+              <w:t>Юргизгич қопқоғи №1</w:t>
             </w:r>
           </w:p>
         </w:tc>
@@ -4641,7 +4632,7 @@
                 <w:szCs w:val="24"/>
                 <w:lang w:val="uz-Cyrl-UZ" w:eastAsia="en-US"/>
               </w:rPr>
-              <w:t xml:space="preserve">1.8</w:t>
+              <w:t>1.8</w:t>
             </w:r>
           </w:p>
         </w:tc>
@@ -4670,7 +4661,7 @@
                 <w:szCs w:val="24"/>
                 <w:lang w:val="uz-Cyrl-UZ" w:eastAsia="en-US"/>
               </w:rPr>
-              <w:t xml:space="preserve">1</w:t>
+              <w:t>1</w:t>
             </w:r>
           </w:p>
         </w:tc>
@@ -4698,7 +4689,7 @@
                 <w:szCs w:val="24"/>
                 <w:lang w:val="uz-Cyrl-UZ" w:eastAsia="en-US"/>
               </w:rPr>
-              <w:t xml:space="preserve">75600</w:t>
+              <w:t>75600</w:t>
             </w:r>
           </w:p>
         </w:tc>
@@ -4729,7 +4720,7 @@
                 <w:szCs w:val="24"/>
                 <w:lang w:val="uz-Cyrl-UZ" w:eastAsia="en-US"/>
               </w:rPr>
-              <w:t xml:space="preserve">75600</w:t>
+              <w:t>75600</w:t>
             </w:r>
             <w:r>
               <w:rPr>
@@ -4739,15 +4730,6 @@
                 <w:lang w:val="en-GB" w:eastAsia="en-US"/>
               </w:rPr>
               <w:t xml:space="preserve"> </w:t>
-            </w:r>
-            <w:r>
-              <w:rPr>
-                <w:rFonts w:ascii="Times New Roman" w:hAnsi="Times New Roman"/>
-                <w:sz w:val="24"/>
-                <w:szCs w:val="24"/>
-                <w:lang w:val="uz-Cyrl-UZ" w:eastAsia="en-US"/>
-              </w:rPr>
-              <w:t xml:space="preserve"/>
             </w:r>
           </w:p>
           <w:p>
@@ -4919,7 +4901,7 @@
                 <w:szCs w:val="24"/>
                 <w:lang w:val="en-GB" w:eastAsia="en-US"/>
               </w:rPr>
-              <w:t xml:space="preserve">2.85</w:t>
+              <w:t>2.85</w:t>
             </w:r>
           </w:p>
         </w:tc>
@@ -5018,7 +5000,7 @@
                 <w:szCs w:val="24"/>
                 <w:lang w:val="uz-Cyrl-UZ" w:eastAsia="en-US"/>
               </w:rPr>
-              <w:t xml:space="preserve">119700.0</w:t>
+              <w:t>119700.0</w:t>
             </w:r>
           </w:p>
         </w:tc>
@@ -5141,7 +5123,7 @@
                 <w:szCs w:val="24"/>
                 <w:lang w:val="en-GB" w:eastAsia="en-US"/>
               </w:rPr>
-              <w:t xml:space="preserve">1.51</w:t>
+              <w:t>1.51</w:t>
             </w:r>
           </w:p>
         </w:tc>
@@ -5213,7 +5195,7 @@
                 <w:szCs w:val="24"/>
                 <w:lang w:val="en-GB" w:eastAsia="en-US"/>
               </w:rPr>
-              <w:t xml:space="preserve">63420.0</w:t>
+              <w:t>63420.0</w:t>
             </w:r>
           </w:p>
         </w:tc>
@@ -5252,7 +5234,7 @@
                 <w:szCs w:val="24"/>
                 <w:lang w:val="en-GB" w:eastAsia="en-US"/>
               </w:rPr>
-              <w:t xml:space="preserve">63420.0</w:t>
+              <w:t>63420.0</w:t>
             </w:r>
           </w:p>
         </w:tc>
@@ -5372,7 +5354,7 @@
                 <w:szCs w:val="24"/>
                 <w:lang w:val="en-GB"/>
               </w:rPr>
-              <w:t xml:space="preserve">665280.00</w:t>
+              <w:t>665280.00</w:t>
             </w:r>
           </w:p>
         </w:tc>
@@ -5431,7 +5413,7 @@
                 <w:szCs w:val="24"/>
                 <w:lang w:val="en-US"/>
               </w:rPr>
-              <w:t xml:space="preserve">10</w:t>
+              <w:t>10</w:t>
             </w:r>
             <w:r>
               <w:rPr>
@@ -5504,7 +5486,7 @@
                 <w:szCs w:val="24"/>
                 <w:lang w:val="en-GB"/>
               </w:rPr>
-              <w:t xml:space="preserve">66528.0</w:t>
+              <w:t>66528.0</w:t>
             </w:r>
           </w:p>
         </w:tc>
@@ -5645,7 +5627,7 @@
                 <w:szCs w:val="24"/>
                 <w:lang w:val="uz-Cyrl-UZ"/>
               </w:rPr>
-              <w:t xml:space="preserve">731808.0</w:t>
+              <w:t>731808.0</w:t>
             </w:r>
           </w:p>
         </w:tc>
@@ -5989,16 +5971,7 @@
                 <w:szCs w:val="26"/>
                 <w:lang w:eastAsia="en-US"/>
               </w:rPr>
-              <w:t xml:space="preserve">Суммаси</w:t>
-            </w:r>
-            <w:r>
-              <w:rPr>
-                <w:rFonts w:ascii="Times New Roman" w:hAnsi="Times New Roman" w:cs="Times New Roman"/>
-                <w:sz w:val="26"/>
-                <w:szCs w:val="26"/>
-                <w:lang w:val="uz-Cyrl-UZ" w:eastAsia="en-US"/>
-              </w:rPr>
-              <w:t xml:space="preserve"/>
+              <w:t>Суммаси</w:t>
             </w:r>
           </w:p>
         </w:tc>
@@ -6164,7 +6137,7 @@
                 <w:sz w:val="26"/>
                 <w:szCs w:val="26"/>
               </w:rPr>
-              <w:t xml:space="preserve">0.00</w:t>
+              <w:t>0.00</w:t>
             </w:r>
           </w:p>
         </w:tc>
@@ -6195,7 +6168,6 @@
           <w:szCs w:val="26"/>
           <w:lang w:val="uz-Cyrl-UZ"/>
         </w:rPr>
-        <w:lastRenderedPageBreak/>
         <w:t xml:space="preserve">   </w:t>
       </w:r>
       <w:r>
@@ -6342,7 +6314,7 @@
           <w:vertAlign w:val="subscript"/>
           <w:lang w:val="uz-Cyrl-UZ"/>
         </w:rPr>
-        <w:t xml:space="preserve">эк</w:t>
+        <w:t>эк</w:t>
       </w:r>
       <w:r>
         <w:rPr>
@@ -6373,6 +6345,7 @@
           <w:szCs w:val="28"/>
           <w:lang w:val="uz-Cyrl-UZ"/>
         </w:rPr>
+        <w:lastRenderedPageBreak/>
         <w:t>Бунда</w:t>
       </w:r>
       <w:r>
@@ -6445,7 +6418,7 @@
           <w:szCs w:val="28"/>
           <w:lang w:val="uz-Cyrl-UZ"/>
         </w:rPr>
-        <w:t xml:space="preserve">– 40.425000000000004%;</w:t>
+        <w:t>– 40.425000000000004%;</w:t>
       </w:r>
     </w:p>
     <w:p>
@@ -6511,7 +6484,7 @@
           <w:sz w:val="28"/>
           <w:szCs w:val="28"/>
         </w:rPr>
-        <w:t xml:space="preserve">14%;</w:t>
+        <w:t>14%;</w:t>
       </w:r>
     </w:p>
     <w:p>
@@ -6706,7 +6679,7 @@
           <w:sz w:val="28"/>
           <w:szCs w:val="28"/>
         </w:rPr>
-        <w:t xml:space="preserve">40.425000000000004</w:t>
+        <w:t>40.425000000000004</w:t>
       </w:r>
       <w:r>
         <w:rPr>
@@ -6815,7 +6788,7 @@
           <w:sz w:val="28"/>
           <w:szCs w:val="28"/>
         </w:rPr>
-        <w:t xml:space="preserve">5.50</w:t>
+        <w:t>5.50</w:t>
       </w:r>
       <w:r>
         <w:rPr>
@@ -6878,7 +6851,7 @@
           <w:szCs w:val="28"/>
           <w:lang w:val="uz-Cyrl-UZ"/>
         </w:rPr>
-        <w:t xml:space="preserve">ҳақиқий хизмат муддати</w:t>
+        <w:t>ҳақиқий хизмат муддати</w:t>
       </w:r>
       <w:r>
         <w:rPr>
@@ -7104,7 +7077,7 @@
           <w:sz w:val="28"/>
           <w:szCs w:val="28"/>
         </w:rPr>
-        <w:t xml:space="preserve">14%;</w:t>
+        <w:t>14%;</w:t>
       </w:r>
     </w:p>
     <w:p>
@@ -7196,7 +7169,7 @@
           <w:sz w:val="28"/>
           <w:szCs w:val="28"/>
         </w:rPr>
-        <w:t xml:space="preserve">14%;</w:t>
+        <w:t>14%;</w:t>
       </w:r>
     </w:p>
     <w:p>
@@ -7277,7 +7250,7 @@
           <w:szCs w:val="28"/>
           <w:lang w:val="uz-Cyrl-UZ"/>
         </w:rPr>
-        <w:t xml:space="preserve">14%;</w:t>
+        <w:t>14%;</w:t>
       </w:r>
     </w:p>
     <w:p>
@@ -7331,7 +7304,7 @@
           <w:vertAlign w:val="subscript"/>
           <w:lang w:val="uz-Cyrl-UZ"/>
         </w:rPr>
-        <w:t xml:space="preserve">сп</w:t>
+        <w:t>сп</w:t>
       </w:r>
       <w:r>
         <w:rPr>
@@ -7454,7 +7427,7 @@
           <w:szCs w:val="28"/>
           <w:lang w:val="uz-Cyrl-UZ"/>
         </w:rPr>
-        <w:t xml:space="preserve">Шундай қилиб, «NEXIA» русумли автомобилининг емирилиши 48.7655% ни ташкил қилди. Аммо, автомобилнинг ЙТҲгача бўлган техник ҳолатини, автомобиль ўшанда яхши ҳолатда бўлганини инобатга олиб</w:t>
+        <w:t>Шундай қилиб, «NEXIA» русумли автомобилининг емирилиши 48.7655% ни ташкил қилди. Аммо, автомобилнинг ЙТҲгача бўлган техник ҳолатини, автомобиль ўшанда яхши ҳолатда бўлганини инобатга олиб</w:t>
       </w:r>
       <w:r>
         <w:rPr>
@@ -7464,27 +7437,16 @@
           <w:szCs w:val="28"/>
           <w:lang w:val="uz-Cyrl-UZ"/>
         </w:rPr>
-        <w:t xml:space="preserve"> «Установление стоимости автомототранспортных средств, величины затрат на их восстановление» - Т-2014. суд экспертлар учун услубий тавсияларнинг </w:t>
-      </w:r>
-      <w:r>
-        <w:rPr>
-          <w:rFonts w:ascii="Times New Roman" w:hAnsi="Times New Roman"/>
-          <w:iCs/>
-          <w:sz w:val="28"/>
-          <w:szCs w:val="28"/>
-          <w:lang w:val="uz-Cyrl-UZ"/>
-        </w:rPr>
-        <w:lastRenderedPageBreak/>
-        <w:t xml:space="preserve">3.2.16 бандига асосан, автомобилнинг эскириши </w:t>
-      </w:r>
-      <w:r>
-        <w:rPr>
-          <w:rFonts w:ascii="Times New Roman" w:hAnsi="Times New Roman"/>
-          <w:sz w:val="28"/>
-          <w:szCs w:val="28"/>
-          <w:lang w:val="uz-Cyrl-UZ"/>
-        </w:rPr>
-        <w:t xml:space="preserve">0</w:t>
+        <w:t xml:space="preserve"> «Установление стоимости автомототранспортных средств, величины затрат на их восстановление» - Т-2014. суд экспертлар учун услубий тавсияларнинг 3.2.16 бандига асосан, автомобилнинг эскириши </w:t>
+      </w:r>
+      <w:r>
+        <w:rPr>
+          <w:rFonts w:ascii="Times New Roman" w:hAnsi="Times New Roman"/>
+          <w:sz w:val="28"/>
+          <w:szCs w:val="28"/>
+          <w:lang w:val="uz-Cyrl-UZ"/>
+        </w:rPr>
+        <w:t>0</w:t>
       </w:r>
       <w:r>
         <w:rPr>
@@ -7648,7 +7610,7 @@
           <w:szCs w:val="28"/>
           <w:vertAlign w:val="subscript"/>
         </w:rPr>
-        <w:t xml:space="preserve">зч нов</w:t>
+        <w:t>зч нов</w:t>
       </w:r>
       <w:r>
         <w:rPr>
@@ -7692,7 +7654,7 @@
           <w:sz w:val="28"/>
           <w:szCs w:val="28"/>
         </w:rPr>
-        <w:t xml:space="preserve">;</w:t>
+        <w:t>;</w:t>
       </w:r>
     </w:p>
     <w:p>
@@ -7711,6 +7673,7 @@
           <w:sz w:val="28"/>
           <w:szCs w:val="28"/>
         </w:rPr>
+        <w:lastRenderedPageBreak/>
         <w:t xml:space="preserve">И – «NEXIA» </w:t>
       </w:r>
       <w:r>
@@ -7728,7 +7691,7 @@
           <w:sz w:val="28"/>
           <w:szCs w:val="28"/>
         </w:rPr>
-        <w:t xml:space="preserve">–</w:t>
+        <w:t>–</w:t>
       </w:r>
       <w:r>
         <w:rPr>
@@ -7774,7 +7737,7 @@
           <w:szCs w:val="28"/>
           <w:lang w:val="uz-Cyrl-UZ"/>
         </w:rPr>
-        <w:t xml:space="preserve">алмаштириш талаб этиладиган</w:t>
+        <w:t>алмаштириш талаб этиладиган</w:t>
       </w:r>
       <w:r>
         <w:rPr>
@@ -8147,7 +8110,7 @@
                 <w:szCs w:val="24"/>
                 <w:lang w:val="uz-Cyrl-UZ"/>
               </w:rPr>
-              <w:t xml:space="preserve">Суммаси</w:t>
+              <w:t>Суммаси</w:t>
             </w:r>
             <w:r>
               <w:rPr>
@@ -8158,15 +8121,6 @@
                 <w:lang w:val="en-US"/>
               </w:rPr>
               <w:t xml:space="preserve"> </w:t>
-            </w:r>
-            <w:r>
-              <w:rPr>
-                <w:rFonts w:ascii="Times New Roman" w:hAnsi="Times New Roman" w:cs="Times New Roman"/>
-                <w:sz w:val="24"/>
-                <w:szCs w:val="24"/>
-                <w:lang w:val="uz-Cyrl-UZ" w:eastAsia="en-US"/>
-              </w:rPr>
-              <w:t xml:space="preserve"/>
             </w:r>
           </w:p>
         </w:tc>
@@ -8215,7 +8169,7 @@
                 <w:szCs w:val="26"/>
                 <w:lang w:val="uz-Cyrl-UZ" w:eastAsia="en-US"/>
               </w:rPr>
-              <w:t xml:space="preserve">1</w:t>
+              <w:t>1</w:t>
             </w:r>
           </w:p>
         </w:tc>
@@ -8247,7 +8201,7 @@
                 <w:szCs w:val="26"/>
                 <w:lang w:val="uz-Cyrl-UZ" w:eastAsia="en-US"/>
               </w:rPr>
-              <w:t xml:space="preserve">Грунтовка</w:t>
+              <w:t>Грунтовка</w:t>
             </w:r>
           </w:p>
         </w:tc>
@@ -8284,7 +8238,7 @@
                 <w:szCs w:val="24"/>
                 <w:lang w:val="uz-Cyrl-UZ" w:eastAsia="en-US"/>
               </w:rPr>
-              <w:t xml:space="preserve">0.1</w:t>
+              <w:t>0.1</w:t>
             </w:r>
             <w:r>
               <w:rPr>
@@ -8302,7 +8256,7 @@
                 <w:szCs w:val="24"/>
                 <w:lang w:val="uz-Cyrl-UZ" w:eastAsia="en-US"/>
               </w:rPr>
-              <w:t xml:space="preserve">кг</w:t>
+              <w:t>кг</w:t>
             </w:r>
           </w:p>
         </w:tc>
@@ -8344,7 +8298,7 @@
                 <w:szCs w:val="24"/>
                 <w:lang w:val="en-US"/>
               </w:rPr>
-              <w:t xml:space="preserve">100000</w:t>
+              <w:t>100000</w:t>
             </w:r>
           </w:p>
         </w:tc>
@@ -8380,16 +8334,7 @@
                 <w:szCs w:val="24"/>
                 <w:lang w:val="uz-Cyrl-UZ" w:eastAsia="en-US"/>
               </w:rPr>
-              <w:t xml:space="preserve">10000.0</w:t>
-            </w:r>
-            <w:r>
-              <w:rPr>
-                <w:rFonts w:ascii="Times New Roman" w:hAnsi="Times New Roman"/>
-                <w:sz w:val="24"/>
-                <w:szCs w:val="24"/>
-                <w:lang w:val="uz-Cyrl-UZ" w:eastAsia="en-US"/>
-              </w:rPr>
-              <w:t xml:space="preserve"/>
+              <w:t>10000.0</w:t>
             </w:r>
           </w:p>
         </w:tc>
@@ -8438,7 +8383,7 @@
                 <w:szCs w:val="26"/>
                 <w:lang w:val="uz-Cyrl-UZ" w:eastAsia="en-US"/>
               </w:rPr>
-              <w:t xml:space="preserve">2</w:t>
+              <w:t>2</w:t>
             </w:r>
           </w:p>
         </w:tc>
@@ -8470,7 +8415,7 @@
                 <w:szCs w:val="26"/>
                 <w:lang w:val="uz-Cyrl-UZ" w:eastAsia="en-US"/>
               </w:rPr>
-              <w:t xml:space="preserve">Автомобил буёғи</w:t>
+              <w:t>Автомобил буёғи</w:t>
             </w:r>
           </w:p>
         </w:tc>
@@ -8507,7 +8452,7 @@
                 <w:szCs w:val="24"/>
                 <w:lang w:val="uz-Cyrl-UZ" w:eastAsia="en-US"/>
               </w:rPr>
-              <w:t xml:space="preserve">0.1</w:t>
+              <w:t>0.1</w:t>
             </w:r>
             <w:r>
               <w:rPr>
@@ -8525,7 +8470,7 @@
                 <w:szCs w:val="24"/>
                 <w:lang w:val="uz-Cyrl-UZ" w:eastAsia="en-US"/>
               </w:rPr>
-              <w:t xml:space="preserve">кг</w:t>
+              <w:t>кг</w:t>
             </w:r>
           </w:p>
         </w:tc>
@@ -8567,7 +8512,7 @@
                 <w:szCs w:val="24"/>
                 <w:lang w:val="en-US"/>
               </w:rPr>
-              <w:t xml:space="preserve">350000</w:t>
+              <w:t>350000</w:t>
             </w:r>
           </w:p>
         </w:tc>
@@ -8603,16 +8548,7 @@
                 <w:szCs w:val="24"/>
                 <w:lang w:val="uz-Cyrl-UZ" w:eastAsia="en-US"/>
               </w:rPr>
-              <w:t xml:space="preserve">35000.0</w:t>
-            </w:r>
-            <w:r>
-              <w:rPr>
-                <w:rFonts w:ascii="Times New Roman" w:hAnsi="Times New Roman"/>
-                <w:sz w:val="24"/>
-                <w:szCs w:val="24"/>
-                <w:lang w:val="uz-Cyrl-UZ" w:eastAsia="en-US"/>
-              </w:rPr>
-              <w:t xml:space="preserve"/>
+              <w:t>35000.0</w:t>
             </w:r>
           </w:p>
         </w:tc>
@@ -8661,7 +8597,7 @@
                 <w:szCs w:val="26"/>
                 <w:lang w:val="uz-Cyrl-UZ" w:eastAsia="en-US"/>
               </w:rPr>
-              <w:t xml:space="preserve">3</w:t>
+              <w:t>3</w:t>
             </w:r>
           </w:p>
         </w:tc>
@@ -8693,7 +8629,7 @@
                 <w:szCs w:val="26"/>
                 <w:lang w:val="uz-Cyrl-UZ" w:eastAsia="en-US"/>
               </w:rPr>
-              <w:t xml:space="preserve">Растворитель</w:t>
+              <w:t>Растворитель</w:t>
             </w:r>
           </w:p>
         </w:tc>
@@ -8730,7 +8666,7 @@
                 <w:szCs w:val="24"/>
                 <w:lang w:val="uz-Cyrl-UZ" w:eastAsia="en-US"/>
               </w:rPr>
-              <w:t xml:space="preserve">1.0</w:t>
+              <w:t>1.0</w:t>
             </w:r>
             <w:r>
               <w:rPr>
@@ -8748,7 +8684,7 @@
                 <w:szCs w:val="24"/>
                 <w:lang w:val="uz-Cyrl-UZ" w:eastAsia="en-US"/>
               </w:rPr>
-              <w:t xml:space="preserve">литр</w:t>
+              <w:t>литр</w:t>
             </w:r>
           </w:p>
         </w:tc>
@@ -8790,7 +8726,7 @@
                 <w:szCs w:val="24"/>
                 <w:lang w:val="en-US"/>
               </w:rPr>
-              <w:t xml:space="preserve">15000</w:t>
+              <w:t>15000</w:t>
             </w:r>
           </w:p>
         </w:tc>
@@ -8826,16 +8762,7 @@
                 <w:szCs w:val="24"/>
                 <w:lang w:val="uz-Cyrl-UZ" w:eastAsia="en-US"/>
               </w:rPr>
-              <w:t xml:space="preserve">15000.0</w:t>
-            </w:r>
-            <w:r>
-              <w:rPr>
-                <w:rFonts w:ascii="Times New Roman" w:hAnsi="Times New Roman"/>
-                <w:sz w:val="24"/>
-                <w:szCs w:val="24"/>
-                <w:lang w:val="uz-Cyrl-UZ" w:eastAsia="en-US"/>
-              </w:rPr>
-              <w:t xml:space="preserve"/>
+              <w:t>15000.0</w:t>
             </w:r>
           </w:p>
         </w:tc>
@@ -8884,7 +8811,7 @@
                 <w:szCs w:val="26"/>
                 <w:lang w:val="uz-Cyrl-UZ" w:eastAsia="en-US"/>
               </w:rPr>
-              <w:t xml:space="preserve">4</w:t>
+              <w:t>4</w:t>
             </w:r>
           </w:p>
         </w:tc>
@@ -8916,7 +8843,7 @@
                 <w:szCs w:val="26"/>
                 <w:lang w:val="uz-Cyrl-UZ" w:eastAsia="en-US"/>
               </w:rPr>
-              <w:t xml:space="preserve">Растворитель тен</w:t>
+              <w:t>Растворитель тен</w:t>
             </w:r>
           </w:p>
         </w:tc>
@@ -8953,7 +8880,7 @@
                 <w:szCs w:val="24"/>
                 <w:lang w:val="uz-Cyrl-UZ" w:eastAsia="en-US"/>
               </w:rPr>
-              <w:t xml:space="preserve">1.0</w:t>
+              <w:t>1.0</w:t>
             </w:r>
             <w:r>
               <w:rPr>
@@ -8971,7 +8898,7 @@
                 <w:szCs w:val="24"/>
                 <w:lang w:val="uz-Cyrl-UZ" w:eastAsia="en-US"/>
               </w:rPr>
-              <w:t xml:space="preserve">дона</w:t>
+              <w:t>дона</w:t>
             </w:r>
           </w:p>
         </w:tc>
@@ -9013,7 +8940,7 @@
                 <w:szCs w:val="24"/>
                 <w:lang w:val="en-US"/>
               </w:rPr>
-              <w:t xml:space="preserve">45000</w:t>
+              <w:t>45000</w:t>
             </w:r>
           </w:p>
         </w:tc>
@@ -9049,16 +8976,7 @@
                 <w:szCs w:val="24"/>
                 <w:lang w:val="uz-Cyrl-UZ" w:eastAsia="en-US"/>
               </w:rPr>
-              <w:t xml:space="preserve">45000.0</w:t>
-            </w:r>
-            <w:r>
-              <w:rPr>
-                <w:rFonts w:ascii="Times New Roman" w:hAnsi="Times New Roman"/>
-                <w:sz w:val="24"/>
-                <w:szCs w:val="24"/>
-                <w:lang w:val="uz-Cyrl-UZ" w:eastAsia="en-US"/>
-              </w:rPr>
-              <w:t xml:space="preserve"/>
+              <w:t>45000.0</w:t>
             </w:r>
           </w:p>
         </w:tc>
@@ -9107,7 +9025,7 @@
                 <w:szCs w:val="26"/>
                 <w:lang w:val="uz-Cyrl-UZ" w:eastAsia="en-US"/>
               </w:rPr>
-              <w:t xml:space="preserve">5</w:t>
+              <w:t>5</w:t>
             </w:r>
           </w:p>
         </w:tc>
@@ -9139,7 +9057,7 @@
                 <w:szCs w:val="26"/>
                 <w:lang w:val="uz-Cyrl-UZ" w:eastAsia="en-US"/>
               </w:rPr>
-              <w:t xml:space="preserve">Шпаклёвка</w:t>
+              <w:t>Шпаклёвка</w:t>
             </w:r>
           </w:p>
         </w:tc>
@@ -9176,7 +9094,7 @@
                 <w:szCs w:val="24"/>
                 <w:lang w:val="uz-Cyrl-UZ" w:eastAsia="en-US"/>
               </w:rPr>
-              <w:t xml:space="preserve">0.1</w:t>
+              <w:t>0.1</w:t>
             </w:r>
             <w:r>
               <w:rPr>
@@ -9194,7 +9112,7 @@
                 <w:szCs w:val="24"/>
                 <w:lang w:val="uz-Cyrl-UZ" w:eastAsia="en-US"/>
               </w:rPr>
-              <w:t xml:space="preserve">кг</w:t>
+              <w:t>кг</w:t>
             </w:r>
           </w:p>
         </w:tc>
@@ -9236,7 +9154,7 @@
                 <w:szCs w:val="24"/>
                 <w:lang w:val="en-US"/>
               </w:rPr>
-              <w:t xml:space="preserve">100000</w:t>
+              <w:t>100000</w:t>
             </w:r>
           </w:p>
         </w:tc>
@@ -9272,16 +9190,7 @@
                 <w:szCs w:val="24"/>
                 <w:lang w:val="uz-Cyrl-UZ" w:eastAsia="en-US"/>
               </w:rPr>
-              <w:t xml:space="preserve">10000.0</w:t>
-            </w:r>
-            <w:r>
-              <w:rPr>
-                <w:rFonts w:ascii="Times New Roman" w:hAnsi="Times New Roman"/>
-                <w:sz w:val="24"/>
-                <w:szCs w:val="24"/>
-                <w:lang w:val="uz-Cyrl-UZ" w:eastAsia="en-US"/>
-              </w:rPr>
-              <w:t xml:space="preserve"/>
+              <w:t>10000.0</w:t>
             </w:r>
           </w:p>
         </w:tc>
@@ -9330,7 +9239,7 @@
                 <w:szCs w:val="26"/>
                 <w:lang w:val="uz-Cyrl-UZ" w:eastAsia="en-US"/>
               </w:rPr>
-              <w:t xml:space="preserve">6</w:t>
+              <w:t>6</w:t>
             </w:r>
           </w:p>
         </w:tc>
@@ -9362,7 +9271,7 @@
                 <w:szCs w:val="26"/>
                 <w:lang w:val="uz-Cyrl-UZ" w:eastAsia="en-US"/>
               </w:rPr>
-              <w:t xml:space="preserve">Кум  қоғоз</w:t>
+              <w:t>Кум  қоғоз</w:t>
             </w:r>
           </w:p>
         </w:tc>
@@ -9399,7 +9308,7 @@
                 <w:szCs w:val="24"/>
                 <w:lang w:val="uz-Cyrl-UZ" w:eastAsia="en-US"/>
               </w:rPr>
-              <w:t xml:space="preserve">2.0</w:t>
+              <w:t>2.0</w:t>
             </w:r>
             <w:r>
               <w:rPr>
@@ -9417,7 +9326,7 @@
                 <w:szCs w:val="24"/>
                 <w:lang w:val="uz-Cyrl-UZ" w:eastAsia="en-US"/>
               </w:rPr>
-              <w:t xml:space="preserve">дона</w:t>
+              <w:t>дона</w:t>
             </w:r>
           </w:p>
         </w:tc>
@@ -9459,7 +9368,7 @@
                 <w:szCs w:val="24"/>
                 <w:lang w:val="en-US"/>
               </w:rPr>
-              <w:t xml:space="preserve">6000</w:t>
+              <w:t>6000</w:t>
             </w:r>
           </w:p>
         </w:tc>
@@ -9495,16 +9404,7 @@
                 <w:szCs w:val="24"/>
                 <w:lang w:val="uz-Cyrl-UZ" w:eastAsia="en-US"/>
               </w:rPr>
-              <w:t xml:space="preserve">12000.0</w:t>
-            </w:r>
-            <w:r>
-              <w:rPr>
-                <w:rFonts w:ascii="Times New Roman" w:hAnsi="Times New Roman"/>
-                <w:sz w:val="24"/>
-                <w:szCs w:val="24"/>
-                <w:lang w:val="uz-Cyrl-UZ" w:eastAsia="en-US"/>
-              </w:rPr>
-              <w:t xml:space="preserve"/>
+              <w:t>12000.0</w:t>
             </w:r>
           </w:p>
         </w:tc>
@@ -9553,7 +9453,7 @@
                 <w:szCs w:val="26"/>
                 <w:lang w:val="uz-Cyrl-UZ" w:eastAsia="en-US"/>
               </w:rPr>
-              <w:t xml:space="preserve">7</w:t>
+              <w:t>7</w:t>
             </w:r>
           </w:p>
         </w:tc>
@@ -9585,7 +9485,7 @@
                 <w:szCs w:val="26"/>
                 <w:lang w:val="uz-Cyrl-UZ" w:eastAsia="en-US"/>
               </w:rPr>
-              <w:t xml:space="preserve">Скотч ва целофан</w:t>
+              <w:t>Скотч ва целофан</w:t>
             </w:r>
           </w:p>
         </w:tc>
@@ -9622,7 +9522,7 @@
                 <w:szCs w:val="24"/>
                 <w:lang w:val="uz-Cyrl-UZ" w:eastAsia="en-US"/>
               </w:rPr>
-              <w:t xml:space="preserve">1.0</w:t>
+              <w:t>1.0</w:t>
             </w:r>
             <w:r>
               <w:rPr>
@@ -9640,7 +9540,7 @@
                 <w:szCs w:val="24"/>
                 <w:lang w:val="uz-Cyrl-UZ" w:eastAsia="en-US"/>
               </w:rPr>
-              <w:t xml:space="preserve">дона</w:t>
+              <w:t>дона</w:t>
             </w:r>
           </w:p>
         </w:tc>
@@ -9682,7 +9582,7 @@
                 <w:szCs w:val="24"/>
                 <w:lang w:val="en-US"/>
               </w:rPr>
-              <w:t xml:space="preserve">15000</w:t>
+              <w:t>15000</w:t>
             </w:r>
           </w:p>
         </w:tc>
@@ -9718,16 +9618,7 @@
                 <w:szCs w:val="24"/>
                 <w:lang w:val="uz-Cyrl-UZ" w:eastAsia="en-US"/>
               </w:rPr>
-              <w:t xml:space="preserve">15000.0</w:t>
-            </w:r>
-            <w:r>
-              <w:rPr>
-                <w:rFonts w:ascii="Times New Roman" w:hAnsi="Times New Roman"/>
-                <w:sz w:val="24"/>
-                <w:szCs w:val="24"/>
-                <w:lang w:val="uz-Cyrl-UZ" w:eastAsia="en-US"/>
-              </w:rPr>
-              <w:t xml:space="preserve"/>
+              <w:t>15000.0</w:t>
             </w:r>
           </w:p>
         </w:tc>
@@ -9776,7 +9667,7 @@
                 <w:szCs w:val="26"/>
                 <w:lang w:val="uz-Cyrl-UZ" w:eastAsia="en-US"/>
               </w:rPr>
-              <w:t xml:space="preserve">8</w:t>
+              <w:t>8</w:t>
             </w:r>
           </w:p>
         </w:tc>
@@ -9808,7 +9699,7 @@
                 <w:szCs w:val="26"/>
                 <w:lang w:val="uz-Cyrl-UZ" w:eastAsia="en-US"/>
               </w:rPr>
-              <w:t xml:space="preserve">Полирол</w:t>
+              <w:t>Полирол</w:t>
             </w:r>
           </w:p>
         </w:tc>
@@ -9845,7 +9736,7 @@
                 <w:szCs w:val="24"/>
                 <w:lang w:val="uz-Cyrl-UZ" w:eastAsia="en-US"/>
               </w:rPr>
-              <w:t xml:space="preserve">0.1</w:t>
+              <w:t>0.1</w:t>
             </w:r>
             <w:r>
               <w:rPr>
@@ -9863,7 +9754,7 @@
                 <w:szCs w:val="24"/>
                 <w:lang w:val="uz-Cyrl-UZ" w:eastAsia="en-US"/>
               </w:rPr>
-              <w:t xml:space="preserve">кг</w:t>
+              <w:t>кг</w:t>
             </w:r>
           </w:p>
         </w:tc>
@@ -9905,7 +9796,7 @@
                 <w:szCs w:val="24"/>
                 <w:lang w:val="en-US"/>
               </w:rPr>
-              <w:t xml:space="preserve">400000</w:t>
+              <w:t>400000</w:t>
             </w:r>
           </w:p>
         </w:tc>
@@ -9941,16 +9832,7 @@
                 <w:szCs w:val="24"/>
                 <w:lang w:val="uz-Cyrl-UZ" w:eastAsia="en-US"/>
               </w:rPr>
-              <w:t xml:space="preserve">40000.0</w:t>
-            </w:r>
-            <w:r>
-              <w:rPr>
-                <w:rFonts w:ascii="Times New Roman" w:hAnsi="Times New Roman"/>
-                <w:sz w:val="24"/>
-                <w:szCs w:val="24"/>
-                <w:lang w:val="uz-Cyrl-UZ" w:eastAsia="en-US"/>
-              </w:rPr>
-              <w:t xml:space="preserve"/>
+              <w:t>40000.0</w:t>
             </w:r>
           </w:p>
         </w:tc>
@@ -10097,7 +9979,7 @@
                 <w:szCs w:val="24"/>
                 <w:lang w:val="en-US"/>
               </w:rPr>
-              <w:t xml:space="preserve">182000.00</w:t>
+              <w:t>182000.00</w:t>
             </w:r>
           </w:p>
         </w:tc>
@@ -10237,7 +10119,7 @@
           <w:szCs w:val="28"/>
           <w:lang w:val="uz-Latn-UZ"/>
         </w:rPr>
-        <w:t xml:space="preserve">З</w:t>
+        <w:t>З</w:t>
       </w:r>
     </w:p>
     <w:p>
@@ -10279,7 +10161,7 @@
           <w:szCs w:val="28"/>
           <w:lang w:val="uz-Cyrl-UZ"/>
         </w:rPr>
-        <w:t xml:space="preserve">70/D043KB бўлган</w:t>
+        <w:t>70/D043KB бўлган</w:t>
       </w:r>
       <w:r>
         <w:rPr>
@@ -10308,7 +10190,7 @@
           <w:szCs w:val="28"/>
           <w:lang w:val="uz-Cyrl-UZ"/>
         </w:rPr>
-        <w:t xml:space="preserve">731808.0</w:t>
+        <w:t>731808.0</w:t>
       </w:r>
       <w:r>
         <w:rPr>
@@ -10339,7 +10221,7 @@
           <w:szCs w:val="28"/>
           <w:lang w:val="uz-Cyrl-UZ"/>
         </w:rPr>
-        <w:t xml:space="preserve">0.00</w:t>
+        <w:t>0.00</w:t>
       </w:r>
       <w:bookmarkEnd w:id="5"/>
       <w:r>
@@ -10349,16 +10231,7 @@
           <w:szCs w:val="28"/>
           <w:lang w:val="uz-Cyrl-UZ"/>
         </w:rPr>
-        <w:t xml:space="preserve"> + 182000.00 = 847280.00  (саккиз юз қирқ етти минг икки юз саксон)</w:t>
-      </w:r>
-      <w:r>
-        <w:rPr>
-          <w:rFonts w:ascii="Times New Roman" w:hAnsi="Times New Roman"/>
-          <w:sz w:val="28"/>
-          <w:szCs w:val="28"/>
-          <w:lang w:val="uz-Cyrl-UZ"/>
-        </w:rPr>
-        <w:t xml:space="preserve"> сўмни </w:t>
+        <w:t xml:space="preserve"> + 182000.00 = 847280.00  (саккиз юз қирқ етти минг икки юз саксон) сўмни </w:t>
       </w:r>
       <w:r>
         <w:rPr>
@@ -10428,7 +10301,7 @@
           <w:szCs w:val="28"/>
           <w:lang w:val="uz-Cyrl-UZ"/>
         </w:rPr>
-        <w:t xml:space="preserve">ТАДҚИҚОТ НАТИЖАСИ(ЯКУНЛОВЧИ ҚИСМ)</w:t>
+        <w:t>ТАДҚИҚОТ НАТИЖАСИ(ЯКУНЛОВЧИ ҚИСМ)</w:t>
       </w:r>
     </w:p>
     <w:p>
@@ -10488,7 +10361,7 @@
           <w:szCs w:val="28"/>
           <w:lang w:val="uz-Cyrl-UZ"/>
         </w:rPr>
-        <w:t xml:space="preserve">70/D043KB бўлган</w:t>
+        <w:t>70/D043KB бўлган</w:t>
       </w:r>
       <w:r>
         <w:rPr>
@@ -10537,7 +10410,7 @@
           <w:szCs w:val="28"/>
           <w:lang w:val="uz-Cyrl-UZ"/>
         </w:rPr>
-        <w:t xml:space="preserve">саккиз юз қирқ етти минг икки юз саксон</w:t>
+        <w:t>саккиз юз қирқ етти минг икки юз саксон</w:t>
       </w:r>
       <w:r>
         <w:rPr>
@@ -10669,7 +10542,7 @@
                 <w:sz w:val="28"/>
                 <w:szCs w:val="28"/>
               </w:rPr>
-              <w:t xml:space="preserve">Тагаев Ж.К</w:t>
+              <w:t>Тагаев Ж.К</w:t>
             </w:r>
           </w:p>
         </w:tc>
@@ -10817,7 +10690,7 @@
         <mc:AlternateContent>
           <mc:Choice Requires="wps">
             <w:drawing>
-              <wp:anchor distT="0" distB="0" distL="114300" distR="114300" simplePos="0" relativeHeight="251661312" behindDoc="0" locked="0" layoutInCell="1" allowOverlap="1" wp14:anchorId="748F1BAA" wp14:editId="3125467D">
+              <wp:anchor distT="0" distB="0" distL="114300" distR="114300" simplePos="0" relativeHeight="251661312" behindDoc="0" locked="0" layoutInCell="1" allowOverlap="1" wp14:anchorId="6E618578" wp14:editId="2E4A36B2">
                 <wp:simplePos x="0" y="0"/>
                 <wp:positionH relativeFrom="column">
                   <wp:posOffset>-17145</wp:posOffset>
@@ -10933,7 +10806,7 @@
                 <w:sz w:val="28"/>
                 <w:szCs w:val="28"/>
               </w:rPr>
-              <w:t xml:space="preserve">11-2/05/07</w:t>
+              <w:t>11-2/05/07</w:t>
             </w:r>
             <w:r>
               <w:rPr>
@@ -10969,7 +10842,7 @@
                 <w:sz w:val="28"/>
                 <w:szCs w:val="28"/>
               </w:rPr>
-              <w:t xml:space="preserve">2026</w:t>
+              <w:t>2026</w:t>
             </w:r>
             <w:r>
               <w:rPr>
@@ -10998,7 +10871,7 @@
                 <w:sz w:val="28"/>
                 <w:szCs w:val="28"/>
               </w:rPr>
-              <w:t xml:space="preserve">йил 11-май</w:t>
+              <w:t>йил 11-май</w:t>
             </w:r>
           </w:p>
         </w:tc>
@@ -11026,41 +10899,46 @@
               <w:t xml:space="preserve">   </w:t>
             </w:r>
             <w:r>
-              <w:drawing>
-                <wp:inline xmlns:a="http://schemas.openxmlformats.org/drawingml/2006/main" xmlns:pic="http://schemas.openxmlformats.org/drawingml/2006/picture">
-                  <wp:extent cx="2988000" cy="2242800"/>
-                  <wp:docPr id="1004" name="Picture 9"/>
-                  <wp:cNvGraphicFramePr>
-                    <a:graphicFrameLocks noChangeAspect="1"/>
-                  </wp:cNvGraphicFramePr>
-                  <a:graphic>
-                    <a:graphicData uri="http://schemas.openxmlformats.org/drawingml/2006/picture">
-                      <pic:pic>
-                        <pic:nvPicPr>
-                          <pic:cNvPr id="0" name="temp_rasm1.jpeg"/>
-                          <pic:cNvPicPr/>
-                        </pic:nvPicPr>
-                        <pic:blipFill>
-                          <a:blip r:embed="rId10"/>
-                          <a:stretch>
-                            <a:fillRect/>
-                          </a:stretch>
-                        </pic:blipFill>
-                        <pic:spPr>
-                          <a:xfrm>
-                            <a:off x="0" y="0"/>
-                            <a:ext cx="2988000" cy="2242800"/>
-                          </a:xfrm>
-                          <a:prstGeom prst="rect"/>
-                        </pic:spPr>
-                      </pic:pic>
-                    </a:graphicData>
-                  </a:graphic>
-                </wp:inline>
-              </w:drawing>
-            </w:r>
-            <w:r>
-              <w:t xml:space="preserve"/>
+              <w:rPr>
+                <w:rFonts w:ascii="Times New Roman" w:hAnsi="Times New Roman" w:cs="Times New Roman"/>
+                <w:lang w:val="en-US"/>
+              </w:rPr>
+              <w:t>{%photo_</w:t>
+            </w:r>
+            <w:r>
+              <w:rPr>
+                <w:rFonts w:ascii="Times New Roman" w:hAnsi="Times New Roman" w:cs="Times New Roman"/>
+                <w:lang w:val="en-US"/>
+              </w:rPr>
+              <w:t>1</w:t>
+            </w:r>
+            <w:r>
+              <w:rPr>
+                <w:rFonts w:ascii="Times New Roman" w:hAnsi="Times New Roman" w:cs="Times New Roman"/>
+                <w:lang w:val="en-US"/>
+              </w:rPr>
+              <w:t>}</w:t>
+            </w:r>
+            <w:r>
+              <w:rPr>
+                <w:rFonts w:ascii="Times New Roman" w:hAnsi="Times New Roman" w:cs="Times New Roman"/>
+                <w:lang w:val="en-US"/>
+              </w:rPr>
+              <w:t>{caption_</w:t>
+            </w:r>
+            <w:r>
+              <w:rPr>
+                <w:rFonts w:ascii="Times New Roman" w:hAnsi="Times New Roman" w:cs="Times New Roman"/>
+                <w:lang w:val="en-US"/>
+              </w:rPr>
+              <w:t>1</w:t>
+            </w:r>
+            <w:r>
+              <w:rPr>
+                <w:rFonts w:ascii="Times New Roman" w:hAnsi="Times New Roman" w:cs="Times New Roman"/>
+                <w:lang w:val="en-US"/>
+              </w:rPr>
+              <w:t>}</w:t>
             </w:r>
           </w:p>
           <w:p>
@@ -11103,44 +10981,42 @@
                 <w:rFonts w:ascii="Times New Roman" w:hAnsi="Times New Roman" w:cs="Times New Roman"/>
                 <w:lang w:val="en-US"/>
               </w:rPr>
-              <w:t xml:space="preserve"/>
-            </w:r>
-            <w:r>
-              <w:drawing>
-                <wp:inline xmlns:a="http://schemas.openxmlformats.org/drawingml/2006/main" xmlns:pic="http://schemas.openxmlformats.org/drawingml/2006/picture">
-                  <wp:extent cx="2988000" cy="2242800"/>
-                  <wp:docPr id="1005" name="Picture 9"/>
-                  <wp:cNvGraphicFramePr>
-                    <a:graphicFrameLocks noChangeAspect="1"/>
-                  </wp:cNvGraphicFramePr>
-                  <a:graphic>
-                    <a:graphicData uri="http://schemas.openxmlformats.org/drawingml/2006/picture">
-                      <pic:pic>
-                        <pic:nvPicPr>
-                          <pic:cNvPr id="0" name="temp_rasm2.jpeg"/>
-                          <pic:cNvPicPr/>
-                        </pic:nvPicPr>
-                        <pic:blipFill>
-                          <a:blip r:embed="rId11"/>
-                          <a:stretch>
-                            <a:fillRect/>
-                          </a:stretch>
-                        </pic:blipFill>
-                        <pic:spPr>
-                          <a:xfrm>
-                            <a:off x="0" y="0"/>
-                            <a:ext cx="2988000" cy="2242800"/>
-                          </a:xfrm>
-                          <a:prstGeom prst="rect"/>
-                        </pic:spPr>
-                      </pic:pic>
-                    </a:graphicData>
-                  </a:graphic>
-                </wp:inline>
-              </w:drawing>
-            </w:r>
-            <w:r>
-              <w:t xml:space="preserve"/>
+              <w:t>{%photo_</w:t>
+            </w:r>
+            <w:r>
+              <w:rPr>
+                <w:rFonts w:ascii="Times New Roman" w:hAnsi="Times New Roman" w:cs="Times New Roman"/>
+                <w:lang w:val="en-US"/>
+              </w:rPr>
+              <w:t>2</w:t>
+            </w:r>
+            <w:r>
+              <w:rPr>
+                <w:rFonts w:ascii="Times New Roman" w:hAnsi="Times New Roman" w:cs="Times New Roman"/>
+                <w:lang w:val="en-US"/>
+              </w:rPr>
+              <w:t>}</w:t>
+            </w:r>
+            <w:r>
+              <w:rPr>
+                <w:rFonts w:ascii="Times New Roman" w:hAnsi="Times New Roman" w:cs="Times New Roman"/>
+                <w:lang w:val="en-US"/>
+              </w:rPr>
+              <w:t>{caption_</w:t>
+            </w:r>
+            <w:r>
+              <w:rPr>
+                <w:rFonts w:ascii="Times New Roman" w:hAnsi="Times New Roman" w:cs="Times New Roman"/>
+                <w:lang w:val="en-US"/>
+              </w:rPr>
+              <w:t>2</w:t>
+            </w:r>
+            <w:r>
+              <w:rPr>
+                <w:rFonts w:ascii="Times New Roman" w:hAnsi="Times New Roman" w:cs="Times New Roman"/>
+                <w:lang w:val="en-US"/>
+              </w:rPr>
+              <w:t>}</w:t>
             </w:r>
           </w:p>
           <w:p>
@@ -11166,7 +11042,7 @@
                 <w:szCs w:val="24"/>
                 <w:lang w:val="uz-Cyrl-UZ"/>
               </w:rPr>
-              <w:t xml:space="preserve">РАСМ №2</w:t>
+              <w:t>РАСМ №2</w:t>
             </w:r>
           </w:p>
         </w:tc>
@@ -11194,41 +11070,46 @@
               <w:t xml:space="preserve">   </w:t>
             </w:r>
             <w:r>
-              <w:drawing>
-                <wp:inline xmlns:a="http://schemas.openxmlformats.org/drawingml/2006/main" xmlns:pic="http://schemas.openxmlformats.org/drawingml/2006/picture">
-                  <wp:extent cx="2988000" cy="2242800"/>
-                  <wp:docPr id="1006" name="Picture 9"/>
-                  <wp:cNvGraphicFramePr>
-                    <a:graphicFrameLocks noChangeAspect="1"/>
-                  </wp:cNvGraphicFramePr>
-                  <a:graphic>
-                    <a:graphicData uri="http://schemas.openxmlformats.org/drawingml/2006/picture">
-                      <pic:pic>
-                        <pic:nvPicPr>
-                          <pic:cNvPr id="0" name="temp_rasm3.jpeg"/>
-                          <pic:cNvPicPr/>
-                        </pic:nvPicPr>
-                        <pic:blipFill>
-                          <a:blip r:embed="rId12"/>
-                          <a:stretch>
-                            <a:fillRect/>
-                          </a:stretch>
-                        </pic:blipFill>
-                        <pic:spPr>
-                          <a:xfrm>
-                            <a:off x="0" y="0"/>
-                            <a:ext cx="2988000" cy="2242800"/>
-                          </a:xfrm>
-                          <a:prstGeom prst="rect"/>
-                        </pic:spPr>
-                      </pic:pic>
-                    </a:graphicData>
-                  </a:graphic>
-                </wp:inline>
-              </w:drawing>
-            </w:r>
-            <w:r>
-              <w:t xml:space="preserve"/>
+              <w:rPr>
+                <w:rFonts w:ascii="Times New Roman" w:hAnsi="Times New Roman" w:cs="Times New Roman"/>
+                <w:lang w:val="en-US"/>
+              </w:rPr>
+              <w:t>{%photo_</w:t>
+            </w:r>
+            <w:r>
+              <w:rPr>
+                <w:rFonts w:ascii="Times New Roman" w:hAnsi="Times New Roman" w:cs="Times New Roman"/>
+                <w:lang w:val="en-US"/>
+              </w:rPr>
+              <w:t>3</w:t>
+            </w:r>
+            <w:r>
+              <w:rPr>
+                <w:rFonts w:ascii="Times New Roman" w:hAnsi="Times New Roman" w:cs="Times New Roman"/>
+                <w:lang w:val="en-US"/>
+              </w:rPr>
+              <w:t>}</w:t>
+            </w:r>
+            <w:r>
+              <w:rPr>
+                <w:rFonts w:ascii="Times New Roman" w:hAnsi="Times New Roman" w:cs="Times New Roman"/>
+                <w:lang w:val="en-US"/>
+              </w:rPr>
+              <w:t>{caption_</w:t>
+            </w:r>
+            <w:r>
+              <w:rPr>
+                <w:rFonts w:ascii="Times New Roman" w:hAnsi="Times New Roman" w:cs="Times New Roman"/>
+                <w:lang w:val="en-US"/>
+              </w:rPr>
+              <w:t>3</w:t>
+            </w:r>
+            <w:r>
+              <w:rPr>
+                <w:rFonts w:ascii="Times New Roman" w:hAnsi="Times New Roman" w:cs="Times New Roman"/>
+                <w:lang w:val="en-US"/>
+              </w:rPr>
+              <w:t>}</w:t>
             </w:r>
           </w:p>
           <w:p>
@@ -11271,44 +11152,42 @@
                 <w:rFonts w:ascii="Times New Roman" w:hAnsi="Times New Roman" w:cs="Times New Roman"/>
                 <w:lang w:val="en-US"/>
               </w:rPr>
-              <w:t xml:space="preserve"/>
-            </w:r>
-            <w:r>
-              <w:drawing>
-                <wp:inline xmlns:a="http://schemas.openxmlformats.org/drawingml/2006/main" xmlns:pic="http://schemas.openxmlformats.org/drawingml/2006/picture">
-                  <wp:extent cx="2988000" cy="2242800"/>
-                  <wp:docPr id="1007" name="Picture 9"/>
-                  <wp:cNvGraphicFramePr>
-                    <a:graphicFrameLocks noChangeAspect="1"/>
-                  </wp:cNvGraphicFramePr>
-                  <a:graphic>
-                    <a:graphicData uri="http://schemas.openxmlformats.org/drawingml/2006/picture">
-                      <pic:pic>
-                        <pic:nvPicPr>
-                          <pic:cNvPr id="0" name="temp_rasm4.jpeg"/>
-                          <pic:cNvPicPr/>
-                        </pic:nvPicPr>
-                        <pic:blipFill>
-                          <a:blip r:embed="rId13"/>
-                          <a:stretch>
-                            <a:fillRect/>
-                          </a:stretch>
-                        </pic:blipFill>
-                        <pic:spPr>
-                          <a:xfrm>
-                            <a:off x="0" y="0"/>
-                            <a:ext cx="2988000" cy="2242800"/>
-                          </a:xfrm>
-                          <a:prstGeom prst="rect"/>
-                        </pic:spPr>
-                      </pic:pic>
-                    </a:graphicData>
-                  </a:graphic>
-                </wp:inline>
-              </w:drawing>
-            </w:r>
-            <w:r>
-              <w:t xml:space="preserve"/>
+              <w:t>{%photo_</w:t>
+            </w:r>
+            <w:r>
+              <w:rPr>
+                <w:rFonts w:ascii="Times New Roman" w:hAnsi="Times New Roman" w:cs="Times New Roman"/>
+                <w:lang w:val="en-US"/>
+              </w:rPr>
+              <w:t>4</w:t>
+            </w:r>
+            <w:r>
+              <w:rPr>
+                <w:rFonts w:ascii="Times New Roman" w:hAnsi="Times New Roman" w:cs="Times New Roman"/>
+                <w:lang w:val="en-US"/>
+              </w:rPr>
+              <w:t>}</w:t>
+            </w:r>
+            <w:r>
+              <w:rPr>
+                <w:rFonts w:ascii="Times New Roman" w:hAnsi="Times New Roman" w:cs="Times New Roman"/>
+                <w:lang w:val="en-US"/>
+              </w:rPr>
+              <w:t>{caption_</w:t>
+            </w:r>
+            <w:r>
+              <w:rPr>
+                <w:rFonts w:ascii="Times New Roman" w:hAnsi="Times New Roman" w:cs="Times New Roman"/>
+                <w:lang w:val="en-US"/>
+              </w:rPr>
+              <w:t>4</w:t>
+            </w:r>
+            <w:r>
+              <w:rPr>
+                <w:rFonts w:ascii="Times New Roman" w:hAnsi="Times New Roman" w:cs="Times New Roman"/>
+                <w:lang w:val="en-US"/>
+              </w:rPr>
+              <w:t>}</w:t>
             </w:r>
           </w:p>
           <w:p>
@@ -11332,7 +11211,7 @@
                 <w:szCs w:val="24"/>
                 <w:lang w:val="uz-Cyrl-UZ"/>
               </w:rPr>
-              <w:t xml:space="preserve">РАСМ №4</w:t>
+              <w:t>РАСМ №4</w:t>
             </w:r>
           </w:p>
         </w:tc>
@@ -11360,41 +11239,46 @@
               <w:t xml:space="preserve">   </w:t>
             </w:r>
             <w:r>
-              <w:drawing>
-                <wp:inline xmlns:a="http://schemas.openxmlformats.org/drawingml/2006/main" xmlns:pic="http://schemas.openxmlformats.org/drawingml/2006/picture">
-                  <wp:extent cx="2988000" cy="2242800"/>
-                  <wp:docPr id="1008" name="Picture 9"/>
-                  <wp:cNvGraphicFramePr>
-                    <a:graphicFrameLocks noChangeAspect="1"/>
-                  </wp:cNvGraphicFramePr>
-                  <a:graphic>
-                    <a:graphicData uri="http://schemas.openxmlformats.org/drawingml/2006/picture">
-                      <pic:pic>
-                        <pic:nvPicPr>
-                          <pic:cNvPr id="0" name="temp_rasm5.jpeg"/>
-                          <pic:cNvPicPr/>
-                        </pic:nvPicPr>
-                        <pic:blipFill>
-                          <a:blip r:embed="rId14"/>
-                          <a:stretch>
-                            <a:fillRect/>
-                          </a:stretch>
-                        </pic:blipFill>
-                        <pic:spPr>
-                          <a:xfrm>
-                            <a:off x="0" y="0"/>
-                            <a:ext cx="2988000" cy="2242800"/>
-                          </a:xfrm>
-                          <a:prstGeom prst="rect"/>
-                        </pic:spPr>
-                      </pic:pic>
-                    </a:graphicData>
-                  </a:graphic>
-                </wp:inline>
-              </w:drawing>
-            </w:r>
-            <w:r>
-              <w:t xml:space="preserve"/>
+              <w:rPr>
+                <w:rFonts w:ascii="Times New Roman" w:hAnsi="Times New Roman" w:cs="Times New Roman"/>
+                <w:lang w:val="en-US"/>
+              </w:rPr>
+              <w:t>{%photo_</w:t>
+            </w:r>
+            <w:r>
+              <w:rPr>
+                <w:rFonts w:ascii="Times New Roman" w:hAnsi="Times New Roman" w:cs="Times New Roman"/>
+                <w:lang w:val="en-US"/>
+              </w:rPr>
+              <w:t>5</w:t>
+            </w:r>
+            <w:r>
+              <w:rPr>
+                <w:rFonts w:ascii="Times New Roman" w:hAnsi="Times New Roman" w:cs="Times New Roman"/>
+                <w:lang w:val="en-US"/>
+              </w:rPr>
+              <w:t>}</w:t>
+            </w:r>
+            <w:r>
+              <w:rPr>
+                <w:rFonts w:ascii="Times New Roman" w:hAnsi="Times New Roman" w:cs="Times New Roman"/>
+                <w:lang w:val="en-US"/>
+              </w:rPr>
+              <w:t>{caption_</w:t>
+            </w:r>
+            <w:r>
+              <w:rPr>
+                <w:rFonts w:ascii="Times New Roman" w:hAnsi="Times New Roman" w:cs="Times New Roman"/>
+                <w:lang w:val="en-US"/>
+              </w:rPr>
+              <w:t>5</w:t>
+            </w:r>
+            <w:r>
+              <w:rPr>
+                <w:rFonts w:ascii="Times New Roman" w:hAnsi="Times New Roman" w:cs="Times New Roman"/>
+                <w:lang w:val="en-US"/>
+              </w:rPr>
+              <w:t>}</w:t>
             </w:r>
           </w:p>
           <w:p>
@@ -11437,44 +11321,42 @@
                 <w:rFonts w:ascii="Times New Roman" w:hAnsi="Times New Roman" w:cs="Times New Roman"/>
                 <w:lang w:val="en-US"/>
               </w:rPr>
-              <w:t xml:space="preserve"/>
-            </w:r>
-            <w:r>
-              <w:drawing>
-                <wp:inline xmlns:a="http://schemas.openxmlformats.org/drawingml/2006/main" xmlns:pic="http://schemas.openxmlformats.org/drawingml/2006/picture">
-                  <wp:extent cx="2988000" cy="2242800"/>
-                  <wp:docPr id="1009" name="Picture 9"/>
-                  <wp:cNvGraphicFramePr>
-                    <a:graphicFrameLocks noChangeAspect="1"/>
-                  </wp:cNvGraphicFramePr>
-                  <a:graphic>
-                    <a:graphicData uri="http://schemas.openxmlformats.org/drawingml/2006/picture">
-                      <pic:pic>
-                        <pic:nvPicPr>
-                          <pic:cNvPr id="0" name="temp_rasm6.jpeg"/>
-                          <pic:cNvPicPr/>
-                        </pic:nvPicPr>
-                        <pic:blipFill>
-                          <a:blip r:embed="rId15"/>
-                          <a:stretch>
-                            <a:fillRect/>
-                          </a:stretch>
-                        </pic:blipFill>
-                        <pic:spPr>
-                          <a:xfrm>
-                            <a:off x="0" y="0"/>
-                            <a:ext cx="2988000" cy="2242800"/>
-                          </a:xfrm>
-                          <a:prstGeom prst="rect"/>
-                        </pic:spPr>
-                      </pic:pic>
-                    </a:graphicData>
-                  </a:graphic>
-                </wp:inline>
-              </w:drawing>
-            </w:r>
-            <w:r>
-              <w:t xml:space="preserve"/>
+              <w:t>{%photo_</w:t>
+            </w:r>
+            <w:r>
+              <w:rPr>
+                <w:rFonts w:ascii="Times New Roman" w:hAnsi="Times New Roman" w:cs="Times New Roman"/>
+                <w:lang w:val="en-US"/>
+              </w:rPr>
+              <w:t>6</w:t>
+            </w:r>
+            <w:r>
+              <w:rPr>
+                <w:rFonts w:ascii="Times New Roman" w:hAnsi="Times New Roman" w:cs="Times New Roman"/>
+                <w:lang w:val="en-US"/>
+              </w:rPr>
+              <w:t>}</w:t>
+            </w:r>
+            <w:r>
+              <w:rPr>
+                <w:rFonts w:ascii="Times New Roman" w:hAnsi="Times New Roman" w:cs="Times New Roman"/>
+                <w:lang w:val="en-US"/>
+              </w:rPr>
+              <w:t>{caption_</w:t>
+            </w:r>
+            <w:r>
+              <w:rPr>
+                <w:rFonts w:ascii="Times New Roman" w:hAnsi="Times New Roman" w:cs="Times New Roman"/>
+                <w:lang w:val="en-US"/>
+              </w:rPr>
+              <w:t>6</w:t>
+            </w:r>
+            <w:r>
+              <w:rPr>
+                <w:rFonts w:ascii="Times New Roman" w:hAnsi="Times New Roman" w:cs="Times New Roman"/>
+                <w:lang w:val="en-US"/>
+              </w:rPr>
+              <w:t>}</w:t>
             </w:r>
           </w:p>
           <w:p>
@@ -11587,40 +11469,13 @@
                 <w:sz w:val="28"/>
                 <w:szCs w:val="28"/>
               </w:rPr>
-              <w:t xml:space="preserve">Тагаев Ж.К</w:t>
+              <w:t>Тагаев Ж.К</w:t>
             </w:r>
           </w:p>
         </w:tc>
       </w:tr>
     </w:tbl>
-    <w:p>
-      <w:pPr>
-        <w:rPr>
-          <w:rFonts w:ascii="Times New Roman" w:hAnsi="Times New Roman" w:cs="Times New Roman"/>
-        </w:rPr>
-      </w:pPr>
-    </w:p>
     <w:p/>
-    <w:p>
-      <w:r>
-        <w:t xml:space="preserve">{#photos}</w:t>
-      </w:r>
-    </w:p>
-    <w:p>
-      <w:r>
-        <w:t xml:space="preserve">{%image}</w:t>
-      </w:r>
-    </w:p>
-    <w:p>
-      <w:r>
-        <w:t xml:space="preserve">Фото: {caption}</w:t>
-      </w:r>
-    </w:p>
-    <w:p>
-      <w:r>
-        <w:t xml:space="preserve">{/photos}</w:t>
-      </w:r>
-    </w:p>
     <w:sectPr>
       <w:footerReference w:type="default" r:id="rId7"/>
       <w:pgSz w:w="11906" w:h="16838"/>
@@ -11681,7 +11536,7 @@
           <mc:AlternateContent>
             <mc:Choice Requires="wpg">
               <w:drawing>
-                <wp:anchor distT="0" distB="0" distL="114300" distR="114300" simplePos="0" relativeHeight="251659264" behindDoc="0" locked="0" layoutInCell="1" allowOverlap="1" wp14:anchorId="26A95523" wp14:editId="4933E626">
+                <wp:anchor distT="0" distB="0" distL="114300" distR="114300" simplePos="0" relativeHeight="251659264" behindDoc="0" locked="0" layoutInCell="1" allowOverlap="1" wp14:anchorId="15DE8AEF" wp14:editId="1584B849">
                   <wp:simplePos x="0" y="0"/>
                   <wp:positionH relativeFrom="page">
                     <wp:align>center</wp:align>
@@ -11884,7 +11739,7 @@
             </mc:Choice>
             <mc:Fallback>
               <w:pict>
-                <v:group w14:anchorId="26A95523" id="Группа 3" o:spid="_x0000_s1026" style="position:absolute;margin-left:0;margin-top:0;width:610.5pt;height:15pt;z-index:251659264;mso-width-percent:1000;mso-position-horizontal:center;mso-position-horizontal-relative:page;mso-position-vertical:center;mso-position-vertical-relative:bottom-margin-area;mso-width-percent:1000" coordorigin=",14970" coordsize="12255,300" o:gfxdata="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">
+                <v:group w14:anchorId="15DE8AEF" id="Группа 3" o:spid="_x0000_s1026" style="position:absolute;margin-left:0;margin-top:0;width:610.5pt;height:15pt;z-index:251659264;mso-width-percent:1000;mso-position-horizontal:center;mso-position-horizontal-relative:page;mso-position-vertical:center;mso-position-vertical-relative:bottom-margin-area;mso-width-percent:1000" coordorigin=",14970" coordsize="12255,300" o:gfxdata="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">
                   <v:shapetype id="_x0000_t202" coordsize="21600,21600" o:spt="202" path="m,l,21600r21600,l21600,xe">
                     <v:stroke joinstyle="miter"/>
                     <v:path gradientshapeok="t" o:connecttype="rect"/>
@@ -12818,6 +12673,7 @@
     <w:lsdException w:name="HTML Sample" w:semiHidden="1" w:unhideWhenUsed="1"/>
     <w:lsdException w:name="HTML Typewriter" w:semiHidden="1" w:unhideWhenUsed="1"/>
     <w:lsdException w:name="HTML Variable" w:semiHidden="1" w:unhideWhenUsed="1"/>
+    <w:lsdException w:name="Normal Table" w:semiHidden="1" w:unhideWhenUsed="1"/>
     <w:lsdException w:name="annotation subject" w:semiHidden="1" w:unhideWhenUsed="1"/>
     <w:lsdException w:name="No List" w:semiHidden="1" w:unhideWhenUsed="1"/>
     <w:lsdException w:name="Outline List 1" w:semiHidden="1" w:unhideWhenUsed="1"/>
@@ -12860,8 +12716,11 @@
     <w:lsdException w:name="Table Contemporary" w:semiHidden="1" w:unhideWhenUsed="1"/>
     <w:lsdException w:name="Table Elegant" w:semiHidden="1" w:unhideWhenUsed="1"/>
     <w:lsdException w:name="Table Professional" w:semiHidden="1" w:unhideWhenUsed="1"/>
+    <w:lsdException w:name="Table Subtle 1" w:semiHidden="1" w:unhideWhenUsed="1"/>
     <w:lsdException w:name="Table Subtle 2" w:semiHidden="1" w:unhideWhenUsed="1"/>
     <w:lsdException w:name="Table Web 1" w:semiHidden="1" w:unhideWhenUsed="1"/>
+    <w:lsdException w:name="Table Web 2" w:semiHidden="1" w:unhideWhenUsed="1"/>
+    <w:lsdException w:name="Table Web 3" w:semiHidden="1" w:unhideWhenUsed="1"/>
     <w:lsdException w:name="Balloon Text" w:semiHidden="1" w:unhideWhenUsed="1"/>
     <w:lsdException w:name="Table Grid" w:uiPriority="59"/>
     <w:lsdException w:name="Table Theme" w:semiHidden="1" w:unhideWhenUsed="1"/>
